--- a/docs/manuel/chapitre-16-commissions-et-primes.docx
+++ b/docs/manuel/chapitre-16-commissions-et-primes.docx
@@ -322,7 +322,7 @@
                 <w:sz w:val="20"/>
                 <w:szCs w:val="20"/>
               </w:rPr>
-              <w:t xml:space="preserve">2.101.380</w:t>
+              <w:t xml:space="preserve">2.101.381</w:t>
             </w:r>
           </w:p>
         </w:tc>
@@ -10574,7 +10574,7 @@
         <w:sz w:val="14"/>
         <w:szCs w:val="14"/>
       </w:rPr>
-      <w:t xml:space="preserve">Version 2.101.380 de l'application  ·  30 septembre 2026  ·  document interne BMI Togo</w:t>
+      <w:t xml:space="preserve">Version 2.101.381 de l'application  ·  30 septembre 2026  ·  document interne BMI Togo</w:t>
     </w:r>
   </w:p>
 </w:ftr>

--- a/docs/manuel/chapitre-16-commissions-et-primes.docx
+++ b/docs/manuel/chapitre-16-commissions-et-primes.docx
@@ -322,7 +322,7 @@
                 <w:sz w:val="20"/>
                 <w:szCs w:val="20"/>
               </w:rPr>
-              <w:t xml:space="preserve">2.101.381</w:t>
+              <w:t xml:space="preserve">2.101.382</w:t>
             </w:r>
           </w:p>
         </w:tc>
@@ -10574,7 +10574,7 @@
         <w:sz w:val="14"/>
         <w:szCs w:val="14"/>
       </w:rPr>
-      <w:t xml:space="preserve">Version 2.101.381 de l'application  ·  30 septembre 2026  ·  document interne BMI Togo</w:t>
+      <w:t xml:space="preserve">Version 2.101.382 de l'application  ·  30 septembre 2026  ·  document interne BMI Togo</w:t>
     </w:r>
   </w:p>
 </w:ftr>

--- a/docs/manuel/chapitre-16-commissions-et-primes.docx
+++ b/docs/manuel/chapitre-16-commissions-et-primes.docx
@@ -322,7 +322,7 @@
                 <w:sz w:val="20"/>
                 <w:szCs w:val="20"/>
               </w:rPr>
-              <w:t xml:space="preserve">2.101.382</w:t>
+              <w:t xml:space="preserve">2.101.383</w:t>
             </w:r>
           </w:p>
         </w:tc>
@@ -10574,7 +10574,7 @@
         <w:sz w:val="14"/>
         <w:szCs w:val="14"/>
       </w:rPr>
-      <w:t xml:space="preserve">Version 2.101.382 de l'application  ·  30 septembre 2026  ·  document interne BMI Togo</w:t>
+      <w:t xml:space="preserve">Version 2.101.383 de l'application  ·  30 septembre 2026  ·  document interne BMI Togo</w:t>
     </w:r>
   </w:p>
 </w:ftr>

--- a/docs/manuel/chapitre-16-commissions-et-primes.docx
+++ b/docs/manuel/chapitre-16-commissions-et-primes.docx
@@ -322,7 +322,7 @@
                 <w:sz w:val="20"/>
                 <w:szCs w:val="20"/>
               </w:rPr>
-              <w:t xml:space="preserve">2.101.383</w:t>
+              <w:t xml:space="preserve">2.101.384</w:t>
             </w:r>
           </w:p>
         </w:tc>
@@ -6379,7 +6379,7 @@
                 <w:sz w:val="19"/>
                 <w:szCs w:val="19"/>
               </w:rPr>
-              <w:t xml:space="preserve">Taux et objectif d'un agent ; activer ou retirer.</w:t>
+              <w:t xml:space="preserve">Objectif mensuel d'un agent ; activer ou retirer. Le taux ne s'y change pas.</w:t>
             </w:r>
           </w:p>
         </w:tc>
@@ -6574,30 +6574,30 @@
                 <w:b/>
                 <w:bCs/>
               </w:rPr>
-              <w:t xml:space="preserve">Deux taux existent, et un seul paie.</w:t>
-            </w:r>
-            <w:r>
-              <w:t xml:space="preserve"> Le taux qui sert au </w:t>
-            </w:r>
-            <w:r>
-              <w:rPr>
-                <w:b/>
-                <w:bCs/>
-              </w:rPr>
-              <w:t xml:space="preserve">paiement</w:t>
-            </w:r>
-            <w:r>
-              <w:t xml:space="preserve"> est celui de la fiche de l'employé (👥 Utilisateurs → 💰 Commission). Celui de 🎯 Commerciaux (« Modifier ») ne sert qu'au </w:t>
-            </w:r>
-            <w:r>
-              <w:rPr>
-                <w:b/>
-                <w:bCs/>
-              </w:rPr>
-              <w:t xml:space="preserve">classement</w:t>
-            </w:r>
-            <w:r>
-              <w:t xml:space="preserve"> et à l'estimation « Commissions estimées (CA × taux) ». Changez le taux dans 👥 Utilisateurs.</w:t>
+              <w:t xml:space="preserve">Un seul taux, celui de la fiche d'employé</w:t>
+            </w:r>
+            <w:r>
+              <w:t xml:space="preserve"> (👥 Utilisateurs → ⋯ Gérer → 💰 Commission). C'est lui qui paie, et 🎯 Commerciaux l'</w:t>
+            </w:r>
+            <w:r>
+              <w:rPr>
+                <w:b/>
+                <w:bCs/>
+              </w:rPr>
+              <w:t xml:space="preserve">affiche</w:t>
+            </w:r>
+            <w:r>
+              <w:t xml:space="preserve"> sans pouvoir le changer (colonne « Taux », et l'estimation « Commissions estimées (CA × taux) »). Un agent de 🎯 Commerciaux </w:t>
+            </w:r>
+            <w:r>
+              <w:rPr>
+                <w:b/>
+                <w:bCs/>
+              </w:rPr>
+              <w:t xml:space="preserve">sans compte</w:t>
+            </w:r>
+            <w:r>
+              <w:t xml:space="preserve"> affiche « — sans compte » : personne ne le paie.</w:t>
             </w:r>
           </w:p>
         </w:tc>
@@ -7739,7 +7739,7 @@
                 <w:sz w:val="19"/>
                 <w:szCs w:val="19"/>
               </w:rPr>
-              <w:t xml:space="preserve">Changer le taux dans 🎯 Commerciaux en croyant changer la paie.</w:t>
+              <w:t xml:space="preserve">Chercher à changer le taux dans 🎯 Commerciaux.</w:t>
             </w:r>
           </w:p>
         </w:tc>
@@ -7760,7 +7760,7 @@
                 <w:sz w:val="19"/>
                 <w:szCs w:val="19"/>
               </w:rPr>
-              <w:t xml:space="preserve">Le taux payé est celui de 👥 Utilisateurs → 💰 Commission.</w:t>
+              <w:t xml:space="preserve">Il ne s'y change plus : 👥 Utilisateurs → ⋯ Gérer → 💰 Commission. 🎯 Commerciaux suit tout seul.</w:t>
             </w:r>
           </w:p>
         </w:tc>
@@ -10574,7 +10574,7 @@
         <w:sz w:val="14"/>
         <w:szCs w:val="14"/>
       </w:rPr>
-      <w:t xml:space="preserve">Version 2.101.383 de l'application  ·  30 septembre 2026  ·  document interne BMI Togo</w:t>
+      <w:t xml:space="preserve">Version 2.101.384 de l'application  ·  30 septembre 2026  ·  document interne BMI Togo</w:t>
     </w:r>
   </w:p>
 </w:ftr>

--- a/docs/manuel/chapitre-16-commissions-et-primes.docx
+++ b/docs/manuel/chapitre-16-commissions-et-primes.docx
@@ -322,7 +322,7 @@
                 <w:sz w:val="20"/>
                 <w:szCs w:val="20"/>
               </w:rPr>
-              <w:t xml:space="preserve">2.101.384</w:t>
+              <w:t xml:space="preserve">2.101.385</w:t>
             </w:r>
           </w:p>
         </w:tc>
@@ -10574,7 +10574,7 @@
         <w:sz w:val="14"/>
         <w:szCs w:val="14"/>
       </w:rPr>
-      <w:t xml:space="preserve">Version 2.101.384 de l'application  ·  30 septembre 2026  ·  document interne BMI Togo</w:t>
+      <w:t xml:space="preserve">Version 2.101.385 de l'application  ·  30 septembre 2026  ·  document interne BMI Togo</w:t>
     </w:r>
   </w:p>
 </w:ftr>

--- a/docs/manuel/chapitre-16-commissions-et-primes.docx
+++ b/docs/manuel/chapitre-16-commissions-et-primes.docx
@@ -322,7 +322,7 @@
                 <w:sz w:val="20"/>
                 <w:szCs w:val="20"/>
               </w:rPr>
-              <w:t xml:space="preserve">2.101.385</w:t>
+              <w:t xml:space="preserve">2.101.386</w:t>
             </w:r>
           </w:p>
         </w:tc>
@@ -10574,7 +10574,7 @@
         <w:sz w:val="14"/>
         <w:szCs w:val="14"/>
       </w:rPr>
-      <w:t xml:space="preserve">Version 2.101.385 de l'application  ·  30 septembre 2026  ·  document interne BMI Togo</w:t>
+      <w:t xml:space="preserve">Version 2.101.386 de l'application  ·  30 septembre 2026  ·  document interne BMI Togo</w:t>
     </w:r>
   </w:p>
 </w:ftr>

--- a/docs/manuel/chapitre-16-commissions-et-primes.docx
+++ b/docs/manuel/chapitre-16-commissions-et-primes.docx
@@ -322,7 +322,7 @@
                 <w:sz w:val="20"/>
                 <w:szCs w:val="20"/>
               </w:rPr>
-              <w:t xml:space="preserve">2.101.386</w:t>
+              <w:t xml:space="preserve">2.101.387</w:t>
             </w:r>
           </w:p>
         </w:tc>
@@ -10574,7 +10574,7 @@
         <w:sz w:val="14"/>
         <w:szCs w:val="14"/>
       </w:rPr>
-      <w:t xml:space="preserve">Version 2.101.386 de l'application  ·  30 septembre 2026  ·  document interne BMI Togo</w:t>
+      <w:t xml:space="preserve">Version 2.101.387 de l'application  ·  30 septembre 2026  ·  document interne BMI Togo</w:t>
     </w:r>
   </w:p>
 </w:ftr>

--- a/docs/manuel/chapitre-16-commissions-et-primes.docx
+++ b/docs/manuel/chapitre-16-commissions-et-primes.docx
@@ -322,7 +322,7 @@
                 <w:sz w:val="20"/>
                 <w:szCs w:val="20"/>
               </w:rPr>
-              <w:t xml:space="preserve">2.101.387</w:t>
+              <w:t xml:space="preserve">2.101.388</w:t>
             </w:r>
           </w:p>
         </w:tc>
@@ -10574,7 +10574,7 @@
         <w:sz w:val="14"/>
         <w:szCs w:val="14"/>
       </w:rPr>
-      <w:t xml:space="preserve">Version 2.101.387 de l'application  ·  30 septembre 2026  ·  document interne BMI Togo</w:t>
+      <w:t xml:space="preserve">Version 2.101.388 de l'application  ·  30 septembre 2026  ·  document interne BMI Togo</w:t>
     </w:r>
   </w:p>
 </w:ftr>

--- a/docs/manuel/chapitre-16-commissions-et-primes.docx
+++ b/docs/manuel/chapitre-16-commissions-et-primes.docx
@@ -322,7 +322,7 @@
                 <w:sz w:val="20"/>
                 <w:szCs w:val="20"/>
               </w:rPr>
-              <w:t xml:space="preserve">2.101.388</w:t>
+              <w:t xml:space="preserve">2.101.389</w:t>
             </w:r>
           </w:p>
         </w:tc>
@@ -10574,7 +10574,7 @@
         <w:sz w:val="14"/>
         <w:szCs w:val="14"/>
       </w:rPr>
-      <w:t xml:space="preserve">Version 2.101.388 de l'application  ·  30 septembre 2026  ·  document interne BMI Togo</w:t>
+      <w:t xml:space="preserve">Version 2.101.389 de l'application  ·  30 septembre 2026  ·  document interne BMI Togo</w:t>
     </w:r>
   </w:p>
 </w:ftr>

--- a/docs/manuel/chapitre-16-commissions-et-primes.docx
+++ b/docs/manuel/chapitre-16-commissions-et-primes.docx
@@ -322,7 +322,7 @@
                 <w:sz w:val="20"/>
                 <w:szCs w:val="20"/>
               </w:rPr>
-              <w:t xml:space="preserve">2.101.389</w:t>
+              <w:t xml:space="preserve">2.101.390</w:t>
             </w:r>
           </w:p>
         </w:tc>
@@ -10574,7 +10574,7 @@
         <w:sz w:val="14"/>
         <w:szCs w:val="14"/>
       </w:rPr>
-      <w:t xml:space="preserve">Version 2.101.389 de l'application  ·  30 septembre 2026  ·  document interne BMI Togo</w:t>
+      <w:t xml:space="preserve">Version 2.101.390 de l'application  ·  30 septembre 2026  ·  document interne BMI Togo</w:t>
     </w:r>
   </w:p>
 </w:ftr>

--- a/docs/manuel/chapitre-16-commissions-et-primes.docx
+++ b/docs/manuel/chapitre-16-commissions-et-primes.docx
@@ -322,7 +322,7 @@
                 <w:sz w:val="20"/>
                 <w:szCs w:val="20"/>
               </w:rPr>
-              <w:t xml:space="preserve">2.101.390</w:t>
+              <w:t xml:space="preserve">2.101.391</w:t>
             </w:r>
           </w:p>
         </w:tc>
@@ -368,7 +368,7 @@
                 <w:sz w:val="20"/>
                 <w:szCs w:val="20"/>
               </w:rPr>
-              <w:t xml:space="preserve">30 septembre 2026</w:t>
+              <w:t xml:space="preserve">1er octobre 2026</w:t>
             </w:r>
           </w:p>
         </w:tc>
@@ -10574,7 +10574,7 @@
         <w:sz w:val="14"/>
         <w:szCs w:val="14"/>
       </w:rPr>
-      <w:t xml:space="preserve">Version 2.101.390 de l'application  ·  30 septembre 2026  ·  document interne BMI Togo</w:t>
+      <w:t xml:space="preserve">Version 2.101.391 de l'application  ·  1er octobre 2026  ·  document interne BMI Togo</w:t>
     </w:r>
   </w:p>
 </w:ftr>

--- a/docs/manuel/chapitre-16-commissions-et-primes.docx
+++ b/docs/manuel/chapitre-16-commissions-et-primes.docx
@@ -322,7 +322,7 @@
                 <w:sz w:val="20"/>
                 <w:szCs w:val="20"/>
               </w:rPr>
-              <w:t xml:space="preserve">2.101.391</w:t>
+              <w:t xml:space="preserve">2.101.392</w:t>
             </w:r>
           </w:p>
         </w:tc>
@@ -10574,7 +10574,7 @@
         <w:sz w:val="14"/>
         <w:szCs w:val="14"/>
       </w:rPr>
-      <w:t xml:space="preserve">Version 2.101.391 de l'application  ·  1er octobre 2026  ·  document interne BMI Togo</w:t>
+      <w:t xml:space="preserve">Version 2.101.392 de l'application  ·  1er octobre 2026  ·  document interne BMI Togo</w:t>
     </w:r>
   </w:p>
 </w:ftr>

--- a/docs/manuel/chapitre-16-commissions-et-primes.docx
+++ b/docs/manuel/chapitre-16-commissions-et-primes.docx
@@ -322,7 +322,7 @@
                 <w:sz w:val="20"/>
                 <w:szCs w:val="20"/>
               </w:rPr>
-              <w:t xml:space="preserve">2.101.392</w:t>
+              <w:t xml:space="preserve">2.101.393</w:t>
             </w:r>
           </w:p>
         </w:tc>
@@ -10574,7 +10574,7 @@
         <w:sz w:val="14"/>
         <w:szCs w:val="14"/>
       </w:rPr>
-      <w:t xml:space="preserve">Version 2.101.392 de l'application  ·  1er octobre 2026  ·  document interne BMI Togo</w:t>
+      <w:t xml:space="preserve">Version 2.101.393 de l'application  ·  1er octobre 2026  ·  document interne BMI Togo</w:t>
     </w:r>
   </w:p>
 </w:ftr>

--- a/docs/manuel/chapitre-16-commissions-et-primes.docx
+++ b/docs/manuel/chapitre-16-commissions-et-primes.docx
@@ -322,7 +322,7 @@
                 <w:sz w:val="20"/>
                 <w:szCs w:val="20"/>
               </w:rPr>
-              <w:t xml:space="preserve">2.101.393</w:t>
+              <w:t xml:space="preserve">2.101.394</w:t>
             </w:r>
           </w:p>
         </w:tc>
@@ -10574,7 +10574,7 @@
         <w:sz w:val="14"/>
         <w:szCs w:val="14"/>
       </w:rPr>
-      <w:t xml:space="preserve">Version 2.101.393 de l'application  ·  1er octobre 2026  ·  document interne BMI Togo</w:t>
+      <w:t xml:space="preserve">Version 2.101.394 de l'application  ·  1er octobre 2026  ·  document interne BMI Togo</w:t>
     </w:r>
   </w:p>
 </w:ftr>

--- a/docs/manuel/chapitre-16-commissions-et-primes.docx
+++ b/docs/manuel/chapitre-16-commissions-et-primes.docx
@@ -322,7 +322,7 @@
                 <w:sz w:val="20"/>
                 <w:szCs w:val="20"/>
               </w:rPr>
-              <w:t xml:space="preserve">2.101.394</w:t>
+              <w:t xml:space="preserve">2.101.395</w:t>
             </w:r>
           </w:p>
         </w:tc>
@@ -10574,7 +10574,7 @@
         <w:sz w:val="14"/>
         <w:szCs w:val="14"/>
       </w:rPr>
-      <w:t xml:space="preserve">Version 2.101.394 de l'application  ·  1er octobre 2026  ·  document interne BMI Togo</w:t>
+      <w:t xml:space="preserve">Version 2.101.395 de l'application  ·  1er octobre 2026  ·  document interne BMI Togo</w:t>
     </w:r>
   </w:p>
 </w:ftr>

--- a/docs/manuel/chapitre-16-commissions-et-primes.docx
+++ b/docs/manuel/chapitre-16-commissions-et-primes.docx
@@ -322,7 +322,7 @@
                 <w:sz w:val="20"/>
                 <w:szCs w:val="20"/>
               </w:rPr>
-              <w:t xml:space="preserve">2.101.395</w:t>
+              <w:t xml:space="preserve">2.101.396</w:t>
             </w:r>
           </w:p>
         </w:tc>
@@ -10574,7 +10574,7 @@
         <w:sz w:val="14"/>
         <w:szCs w:val="14"/>
       </w:rPr>
-      <w:t xml:space="preserve">Version 2.101.395 de l'application  ·  1er octobre 2026  ·  document interne BMI Togo</w:t>
+      <w:t xml:space="preserve">Version 2.101.396 de l'application  ·  1er octobre 2026  ·  document interne BMI Togo</w:t>
     </w:r>
   </w:p>
 </w:ftr>

--- a/docs/manuel/chapitre-16-commissions-et-primes.docx
+++ b/docs/manuel/chapitre-16-commissions-et-primes.docx
@@ -322,7 +322,7 @@
                 <w:sz w:val="20"/>
                 <w:szCs w:val="20"/>
               </w:rPr>
-              <w:t xml:space="preserve">2.101.396</w:t>
+              <w:t xml:space="preserve">2.101.397</w:t>
             </w:r>
           </w:p>
         </w:tc>
@@ -10574,7 +10574,7 @@
         <w:sz w:val="14"/>
         <w:szCs w:val="14"/>
       </w:rPr>
-      <w:t xml:space="preserve">Version 2.101.396 de l'application  ·  1er octobre 2026  ·  document interne BMI Togo</w:t>
+      <w:t xml:space="preserve">Version 2.101.397 de l'application  ·  1er octobre 2026  ·  document interne BMI Togo</w:t>
     </w:r>
   </w:p>
 </w:ftr>

--- a/docs/manuel/chapitre-16-commissions-et-primes.docx
+++ b/docs/manuel/chapitre-16-commissions-et-primes.docx
@@ -322,7 +322,7 @@
                 <w:sz w:val="20"/>
                 <w:szCs w:val="20"/>
               </w:rPr>
-              <w:t xml:space="preserve">2.101.397</w:t>
+              <w:t xml:space="preserve">2.101.398</w:t>
             </w:r>
           </w:p>
         </w:tc>
@@ -10574,7 +10574,7 @@
         <w:sz w:val="14"/>
         <w:szCs w:val="14"/>
       </w:rPr>
-      <w:t xml:space="preserve">Version 2.101.397 de l'application  ·  1er octobre 2026  ·  document interne BMI Togo</w:t>
+      <w:t xml:space="preserve">Version 2.101.398 de l'application  ·  1er octobre 2026  ·  document interne BMI Togo</w:t>
     </w:r>
   </w:p>
 </w:ftr>

--- a/docs/manuel/chapitre-16-commissions-et-primes.docx
+++ b/docs/manuel/chapitre-16-commissions-et-primes.docx
@@ -322,7 +322,7 @@
                 <w:sz w:val="20"/>
                 <w:szCs w:val="20"/>
               </w:rPr>
-              <w:t xml:space="preserve">2.101.398</w:t>
+              <w:t xml:space="preserve">2.101.399</w:t>
             </w:r>
           </w:p>
         </w:tc>
@@ -10574,7 +10574,7 @@
         <w:sz w:val="14"/>
         <w:szCs w:val="14"/>
       </w:rPr>
-      <w:t xml:space="preserve">Version 2.101.398 de l'application  ·  1er octobre 2026  ·  document interne BMI Togo</w:t>
+      <w:t xml:space="preserve">Version 2.101.399 de l'application  ·  1er octobre 2026  ·  document interne BMI Togo</w:t>
     </w:r>
   </w:p>
 </w:ftr>

--- a/docs/manuel/chapitre-16-commissions-et-primes.docx
+++ b/docs/manuel/chapitre-16-commissions-et-primes.docx
@@ -322,7 +322,7 @@
                 <w:sz w:val="20"/>
                 <w:szCs w:val="20"/>
               </w:rPr>
-              <w:t xml:space="preserve">2.101.399</w:t>
+              <w:t xml:space="preserve">2.101.400</w:t>
             </w:r>
           </w:p>
         </w:tc>
@@ -10574,7 +10574,7 @@
         <w:sz w:val="14"/>
         <w:szCs w:val="14"/>
       </w:rPr>
-      <w:t xml:space="preserve">Version 2.101.399 de l'application  ·  1er octobre 2026  ·  document interne BMI Togo</w:t>
+      <w:t xml:space="preserve">Version 2.101.400 de l'application  ·  1er octobre 2026  ·  document interne BMI Togo</w:t>
     </w:r>
   </w:p>
 </w:ftr>

--- a/docs/manuel/chapitre-16-commissions-et-primes.docx
+++ b/docs/manuel/chapitre-16-commissions-et-primes.docx
@@ -322,7 +322,7 @@
                 <w:sz w:val="20"/>
                 <w:szCs w:val="20"/>
               </w:rPr>
-              <w:t xml:space="preserve">2.101.400</w:t>
+              <w:t xml:space="preserve">2.101.401</w:t>
             </w:r>
           </w:p>
         </w:tc>
@@ -10574,7 +10574,7 @@
         <w:sz w:val="14"/>
         <w:szCs w:val="14"/>
       </w:rPr>
-      <w:t xml:space="preserve">Version 2.101.400 de l'application  ·  1er octobre 2026  ·  document interne BMI Togo</w:t>
+      <w:t xml:space="preserve">Version 2.101.401 de l'application  ·  1er octobre 2026  ·  document interne BMI Togo</w:t>
     </w:r>
   </w:p>
 </w:ftr>

--- a/docs/manuel/chapitre-16-commissions-et-primes.docx
+++ b/docs/manuel/chapitre-16-commissions-et-primes.docx
@@ -322,7 +322,7 @@
                 <w:sz w:val="20"/>
                 <w:szCs w:val="20"/>
               </w:rPr>
-              <w:t xml:space="preserve">2.101.401</w:t>
+              <w:t xml:space="preserve">2.101.402</w:t>
             </w:r>
           </w:p>
         </w:tc>
@@ -10574,7 +10574,7 @@
         <w:sz w:val="14"/>
         <w:szCs w:val="14"/>
       </w:rPr>
-      <w:t xml:space="preserve">Version 2.101.401 de l'application  ·  1er octobre 2026  ·  document interne BMI Togo</w:t>
+      <w:t xml:space="preserve">Version 2.101.402 de l'application  ·  1er octobre 2026  ·  document interne BMI Togo</w:t>
     </w:r>
   </w:p>
 </w:ftr>

--- a/docs/manuel/chapitre-16-commissions-et-primes.docx
+++ b/docs/manuel/chapitre-16-commissions-et-primes.docx
@@ -322,7 +322,7 @@
                 <w:sz w:val="20"/>
                 <w:szCs w:val="20"/>
               </w:rPr>
-              <w:t xml:space="preserve">2.101.402</w:t>
+              <w:t xml:space="preserve">2.101.403</w:t>
             </w:r>
           </w:p>
         </w:tc>
@@ -10574,7 +10574,7 @@
         <w:sz w:val="14"/>
         <w:szCs w:val="14"/>
       </w:rPr>
-      <w:t xml:space="preserve">Version 2.101.402 de l'application  ·  1er octobre 2026  ·  document interne BMI Togo</w:t>
+      <w:t xml:space="preserve">Version 2.101.403 de l'application  ·  1er octobre 2026  ·  document interne BMI Togo</w:t>
     </w:r>
   </w:p>
 </w:ftr>

--- a/docs/manuel/chapitre-16-commissions-et-primes.docx
+++ b/docs/manuel/chapitre-16-commissions-et-primes.docx
@@ -322,7 +322,7 @@
                 <w:sz w:val="20"/>
                 <w:szCs w:val="20"/>
               </w:rPr>
-              <w:t xml:space="preserve">2.101.403</w:t>
+              <w:t xml:space="preserve">2.101.404</w:t>
             </w:r>
           </w:p>
         </w:tc>
@@ -10574,7 +10574,7 @@
         <w:sz w:val="14"/>
         <w:szCs w:val="14"/>
       </w:rPr>
-      <w:t xml:space="preserve">Version 2.101.403 de l'application  ·  1er octobre 2026  ·  document interne BMI Togo</w:t>
+      <w:t xml:space="preserve">Version 2.101.404 de l'application  ·  1er octobre 2026  ·  document interne BMI Togo</w:t>
     </w:r>
   </w:p>
 </w:ftr>

--- a/docs/manuel/chapitre-16-commissions-et-primes.docx
+++ b/docs/manuel/chapitre-16-commissions-et-primes.docx
@@ -322,7 +322,7 @@
                 <w:sz w:val="20"/>
                 <w:szCs w:val="20"/>
               </w:rPr>
-              <w:t xml:space="preserve">2.101.404</w:t>
+              <w:t xml:space="preserve">2.101.406</w:t>
             </w:r>
           </w:p>
         </w:tc>
@@ -10574,7 +10574,7 @@
         <w:sz w:val="14"/>
         <w:szCs w:val="14"/>
       </w:rPr>
-      <w:t xml:space="preserve">Version 2.101.404 de l'application  ·  1er octobre 2026  ·  document interne BMI Togo</w:t>
+      <w:t xml:space="preserve">Version 2.101.406 de l'application  ·  1er octobre 2026  ·  document interne BMI Togo</w:t>
     </w:r>
   </w:p>
 </w:ftr>

--- a/docs/manuel/chapitre-16-commissions-et-primes.docx
+++ b/docs/manuel/chapitre-16-commissions-et-primes.docx
@@ -322,7 +322,7 @@
                 <w:sz w:val="20"/>
                 <w:szCs w:val="20"/>
               </w:rPr>
-              <w:t xml:space="preserve">2.101.406</w:t>
+              <w:t xml:space="preserve">2.101.407</w:t>
             </w:r>
           </w:p>
         </w:tc>
@@ -10574,7 +10574,7 @@
         <w:sz w:val="14"/>
         <w:szCs w:val="14"/>
       </w:rPr>
-      <w:t xml:space="preserve">Version 2.101.406 de l'application  ·  1er octobre 2026  ·  document interne BMI Togo</w:t>
+      <w:t xml:space="preserve">Version 2.101.407 de l'application  ·  1er octobre 2026  ·  document interne BMI Togo</w:t>
     </w:r>
   </w:p>
 </w:ftr>

--- a/docs/manuel/chapitre-16-commissions-et-primes.docx
+++ b/docs/manuel/chapitre-16-commissions-et-primes.docx
@@ -322,7 +322,7 @@
                 <w:sz w:val="20"/>
                 <w:szCs w:val="20"/>
               </w:rPr>
-              <w:t xml:space="preserve">2.101.407</w:t>
+              <w:t xml:space="preserve">2.101.408</w:t>
             </w:r>
           </w:p>
         </w:tc>
@@ -10574,7 +10574,7 @@
         <w:sz w:val="14"/>
         <w:szCs w:val="14"/>
       </w:rPr>
-      <w:t xml:space="preserve">Version 2.101.407 de l'application  ·  1er octobre 2026  ·  document interne BMI Togo</w:t>
+      <w:t xml:space="preserve">Version 2.101.408 de l'application  ·  1er octobre 2026  ·  document interne BMI Togo</w:t>
     </w:r>
   </w:p>
 </w:ftr>

--- a/docs/manuel/chapitre-16-commissions-et-primes.docx
+++ b/docs/manuel/chapitre-16-commissions-et-primes.docx
@@ -322,7 +322,7 @@
                 <w:sz w:val="20"/>
                 <w:szCs w:val="20"/>
               </w:rPr>
-              <w:t xml:space="preserve">2.101.408</w:t>
+              <w:t xml:space="preserve">2.101.409</w:t>
             </w:r>
           </w:p>
         </w:tc>
@@ -10574,7 +10574,7 @@
         <w:sz w:val="14"/>
         <w:szCs w:val="14"/>
       </w:rPr>
-      <w:t xml:space="preserve">Version 2.101.408 de l'application  ·  1er octobre 2026  ·  document interne BMI Togo</w:t>
+      <w:t xml:space="preserve">Version 2.101.409 de l'application  ·  1er octobre 2026  ·  document interne BMI Togo</w:t>
     </w:r>
   </w:p>
 </w:ftr>

--- a/docs/manuel/chapitre-16-commissions-et-primes.docx
+++ b/docs/manuel/chapitre-16-commissions-et-primes.docx
@@ -322,7 +322,7 @@
                 <w:sz w:val="20"/>
                 <w:szCs w:val="20"/>
               </w:rPr>
-              <w:t xml:space="preserve">2.101.409</w:t>
+              <w:t xml:space="preserve">2.101.410</w:t>
             </w:r>
           </w:p>
         </w:tc>
@@ -10574,7 +10574,7 @@
         <w:sz w:val="14"/>
         <w:szCs w:val="14"/>
       </w:rPr>
-      <w:t xml:space="preserve">Version 2.101.409 de l'application  ·  1er octobre 2026  ·  document interne BMI Togo</w:t>
+      <w:t xml:space="preserve">Version 2.101.410 de l'application  ·  1er octobre 2026  ·  document interne BMI Togo</w:t>
     </w:r>
   </w:p>
 </w:ftr>

--- a/docs/manuel/chapitre-16-commissions-et-primes.docx
+++ b/docs/manuel/chapitre-16-commissions-et-primes.docx
@@ -322,7 +322,7 @@
                 <w:sz w:val="20"/>
                 <w:szCs w:val="20"/>
               </w:rPr>
-              <w:t xml:space="preserve">2.101.410</w:t>
+              <w:t xml:space="preserve">2.101.411</w:t>
             </w:r>
           </w:p>
         </w:tc>
@@ -10574,7 +10574,7 @@
         <w:sz w:val="14"/>
         <w:szCs w:val="14"/>
       </w:rPr>
-      <w:t xml:space="preserve">Version 2.101.410 de l'application  ·  1er octobre 2026  ·  document interne BMI Togo</w:t>
+      <w:t xml:space="preserve">Version 2.101.411 de l'application  ·  1er octobre 2026  ·  document interne BMI Togo</w:t>
     </w:r>
   </w:p>
 </w:ftr>

--- a/docs/manuel/chapitre-16-commissions-et-primes.docx
+++ b/docs/manuel/chapitre-16-commissions-et-primes.docx
@@ -322,7 +322,7 @@
                 <w:sz w:val="20"/>
                 <w:szCs w:val="20"/>
               </w:rPr>
-              <w:t xml:space="preserve">2.101.411</w:t>
+              <w:t xml:space="preserve">2.101.412</w:t>
             </w:r>
           </w:p>
         </w:tc>
@@ -3852,14 +3852,30 @@
                 <w:sz w:val="20"/>
                 <w:szCs w:val="20"/>
               </w:rPr>
-              <w:t xml:space="preserve">la caisse débitée</w:t>
+              <w:t xml:space="preserve">« D'où sort l'argent ? »</w:t>
             </w:r>
             <w:r>
               <w:rPr>
                 <w:sz w:val="20"/>
                 <w:szCs w:val="20"/>
               </w:rPr>
-              <w:t xml:space="preserve"> (une boutique de l'espace, ou « Chez le comptable » en réel).</w:t>
+              <w:t xml:space="preserve"> : la caisse d'une boutique de l'espace (en espèces, pas plus que ce qu'elle contient), et en réel 👤 Chez le DG ou 🧾 Chez le comptable ; un </w:t>
+            </w:r>
+            <w:r>
+              <w:rPr>
+                <w:b/>
+                <w:bCs/>
+                <w:sz w:val="20"/>
+                <w:szCs w:val="20"/>
+              </w:rPr>
+              <w:t xml:space="preserve">virement bancaire</w:t>
+            </w:r>
+            <w:r>
+              <w:rPr>
+                <w:sz w:val="20"/>
+                <w:szCs w:val="20"/>
+              </w:rPr>
+              <w:t xml:space="preserve"> sort de 🏦 BANQUE, l'application demande seulement à quelle boutique imputer la charge.</w:t>
             </w:r>
           </w:p>
         </w:tc>
@@ -4413,7 +4429,7 @@
                 <w:sz w:val="20"/>
                 <w:szCs w:val="20"/>
               </w:rPr>
-              <w:t xml:space="preserve">Moyen, caisse, confirmation : une dépense « Commissions » (commission d'équipe), un message au chef.</w:t>
+              <w:t xml:space="preserve">Moyen, « D'où sort l'argent ? », confirmation : une dépense « Commissions » (commission d'équipe), un message au chef.</w:t>
             </w:r>
           </w:p>
         </w:tc>
@@ -4645,7 +4661,7 @@
                 <w:sz w:val="20"/>
                 <w:szCs w:val="20"/>
               </w:rPr>
-              <w:t xml:space="preserve"> (« 💳 Mobile Money (Flooz) — comme le client a payé »). La confirmation le nomme.</w:t>
+              <w:t xml:space="preserve"> (« 💳 Mobile Money (Flooz) — comme le client a payé »). La confirmation le nomme. Puis « D'où sort l'argent ? », comme pour les autres paiements.</w:t>
             </w:r>
           </w:p>
         </w:tc>
@@ -10574,7 +10590,7 @@
         <w:sz w:val="14"/>
         <w:szCs w:val="14"/>
       </w:rPr>
-      <w:t xml:space="preserve">Version 2.101.411 de l'application  ·  1er octobre 2026  ·  document interne BMI Togo</w:t>
+      <w:t xml:space="preserve">Version 2.101.412 de l'application  ·  1er octobre 2026  ·  document interne BMI Togo</w:t>
     </w:r>
   </w:p>
 </w:ftr>

--- a/docs/manuel/chapitre-16-commissions-et-primes.docx
+++ b/docs/manuel/chapitre-16-commissions-et-primes.docx
@@ -322,7 +322,7 @@
                 <w:sz w:val="20"/>
                 <w:szCs w:val="20"/>
               </w:rPr>
-              <w:t xml:space="preserve">2.101.412</w:t>
+              <w:t xml:space="preserve">2.101.413</w:t>
             </w:r>
           </w:p>
         </w:tc>
@@ -10590,7 +10590,7 @@
         <w:sz w:val="14"/>
         <w:szCs w:val="14"/>
       </w:rPr>
-      <w:t xml:space="preserve">Version 2.101.412 de l'application  ·  1er octobre 2026  ·  document interne BMI Togo</w:t>
+      <w:t xml:space="preserve">Version 2.101.413 de l'application  ·  1er octobre 2026  ·  document interne BMI Togo</w:t>
     </w:r>
   </w:p>
 </w:ftr>

--- a/docs/manuel/chapitre-16-commissions-et-primes.docx
+++ b/docs/manuel/chapitre-16-commissions-et-primes.docx
@@ -322,7 +322,7 @@
                 <w:sz w:val="20"/>
                 <w:szCs w:val="20"/>
               </w:rPr>
-              <w:t xml:space="preserve">2.101.413</w:t>
+              <w:t xml:space="preserve">2.101.414</w:t>
             </w:r>
           </w:p>
         </w:tc>
@@ -3875,7 +3875,7 @@
                 <w:sz w:val="20"/>
                 <w:szCs w:val="20"/>
               </w:rPr>
-              <w:t xml:space="preserve"> sort de 🏦 BANQUE, l'application demande seulement à quelle boutique imputer la charge.</w:t>
+              <w:t xml:space="preserve"> demande aussi d'où il part — 🏦 BANQUE, et en réel 👤 Chez le DG ou 🧾 Chez le comptable —, puis à quelle boutique imputer la charge (la ligne « Salaires » ou la commission se lit dans 📤 Dépenses de CETTE boutique).</w:t>
             </w:r>
           </w:p>
         </w:tc>
@@ -10590,7 +10590,7 @@
         <w:sz w:val="14"/>
         <w:szCs w:val="14"/>
       </w:rPr>
-      <w:t xml:space="preserve">Version 2.101.413 de l'application  ·  1er octobre 2026  ·  document interne BMI Togo</w:t>
+      <w:t xml:space="preserve">Version 2.101.414 de l'application  ·  1er octobre 2026  ·  document interne BMI Togo</w:t>
     </w:r>
   </w:p>
 </w:ftr>

--- a/docs/manuel/chapitre-16-commissions-et-primes.docx
+++ b/docs/manuel/chapitre-16-commissions-et-primes.docx
@@ -322,7 +322,7 @@
                 <w:sz w:val="20"/>
                 <w:szCs w:val="20"/>
               </w:rPr>
-              <w:t xml:space="preserve">2.101.414</w:t>
+              <w:t xml:space="preserve">2.101.415</w:t>
             </w:r>
           </w:p>
         </w:tc>
@@ -10590,7 +10590,7 @@
         <w:sz w:val="14"/>
         <w:szCs w:val="14"/>
       </w:rPr>
-      <w:t xml:space="preserve">Version 2.101.414 de l'application  ·  1er octobre 2026  ·  document interne BMI Togo</w:t>
+      <w:t xml:space="preserve">Version 2.101.415 de l'application  ·  1er octobre 2026  ·  document interne BMI Togo</w:t>
     </w:r>
   </w:p>
 </w:ftr>

--- a/docs/manuel/chapitre-16-commissions-et-primes.docx
+++ b/docs/manuel/chapitre-16-commissions-et-primes.docx
@@ -322,7 +322,7 @@
                 <w:sz w:val="20"/>
                 <w:szCs w:val="20"/>
               </w:rPr>
-              <w:t xml:space="preserve">2.101.415</w:t>
+              <w:t xml:space="preserve">2.101.416</w:t>
             </w:r>
           </w:p>
         </w:tc>
@@ -10590,7 +10590,7 @@
         <w:sz w:val="14"/>
         <w:szCs w:val="14"/>
       </w:rPr>
-      <w:t xml:space="preserve">Version 2.101.415 de l'application  ·  1er octobre 2026  ·  document interne BMI Togo</w:t>
+      <w:t xml:space="preserve">Version 2.101.416 de l'application  ·  1er octobre 2026  ·  document interne BMI Togo</w:t>
     </w:r>
   </w:p>
 </w:ftr>

--- a/docs/manuel/chapitre-16-commissions-et-primes.docx
+++ b/docs/manuel/chapitre-16-commissions-et-primes.docx
@@ -322,7 +322,7 @@
                 <w:sz w:val="20"/>
                 <w:szCs w:val="20"/>
               </w:rPr>
-              <w:t xml:space="preserve">2.101.416</w:t>
+              <w:t xml:space="preserve">2.101.417</w:t>
             </w:r>
           </w:p>
         </w:tc>
@@ -10590,7 +10590,7 @@
         <w:sz w:val="14"/>
         <w:szCs w:val="14"/>
       </w:rPr>
-      <w:t xml:space="preserve">Version 2.101.416 de l'application  ·  1er octobre 2026  ·  document interne BMI Togo</w:t>
+      <w:t xml:space="preserve">Version 2.101.417 de l'application  ·  1er octobre 2026  ·  document interne BMI Togo</w:t>
     </w:r>
   </w:p>
 </w:ftr>

--- a/docs/manuel/chapitre-16-commissions-et-primes.docx
+++ b/docs/manuel/chapitre-16-commissions-et-primes.docx
@@ -322,7 +322,7 @@
                 <w:sz w:val="20"/>
                 <w:szCs w:val="20"/>
               </w:rPr>
-              <w:t xml:space="preserve">2.101.417</w:t>
+              <w:t xml:space="preserve">2.101.418</w:t>
             </w:r>
           </w:p>
         </w:tc>
@@ -10590,7 +10590,7 @@
         <w:sz w:val="14"/>
         <w:szCs w:val="14"/>
       </w:rPr>
-      <w:t xml:space="preserve">Version 2.101.417 de l'application  ·  1er octobre 2026  ·  document interne BMI Togo</w:t>
+      <w:t xml:space="preserve">Version 2.101.418 de l'application  ·  1er octobre 2026  ·  document interne BMI Togo</w:t>
     </w:r>
   </w:p>
 </w:ftr>

--- a/docs/manuel/chapitre-16-commissions-et-primes.docx
+++ b/docs/manuel/chapitre-16-commissions-et-primes.docx
@@ -322,7 +322,7 @@
                 <w:sz w:val="20"/>
                 <w:szCs w:val="20"/>
               </w:rPr>
-              <w:t xml:space="preserve">2.101.418</w:t>
+              <w:t xml:space="preserve">2.101.419</w:t>
             </w:r>
           </w:p>
         </w:tc>
@@ -10590,7 +10590,7 @@
         <w:sz w:val="14"/>
         <w:szCs w:val="14"/>
       </w:rPr>
-      <w:t xml:space="preserve">Version 2.101.418 de l'application  ·  1er octobre 2026  ·  document interne BMI Togo</w:t>
+      <w:t xml:space="preserve">Version 2.101.419 de l'application  ·  1er octobre 2026  ·  document interne BMI Togo</w:t>
     </w:r>
   </w:p>
 </w:ftr>

--- a/docs/manuel/chapitre-16-commissions-et-primes.docx
+++ b/docs/manuel/chapitre-16-commissions-et-primes.docx
@@ -322,7 +322,7 @@
                 <w:sz w:val="20"/>
                 <w:szCs w:val="20"/>
               </w:rPr>
-              <w:t xml:space="preserve">2.101.419</w:t>
+              <w:t xml:space="preserve">2.101.420</w:t>
             </w:r>
           </w:p>
         </w:tc>
@@ -10590,7 +10590,7 @@
         <w:sz w:val="14"/>
         <w:szCs w:val="14"/>
       </w:rPr>
-      <w:t xml:space="preserve">Version 2.101.419 de l'application  ·  1er octobre 2026  ·  document interne BMI Togo</w:t>
+      <w:t xml:space="preserve">Version 2.101.420 de l'application  ·  1er octobre 2026  ·  document interne BMI Togo</w:t>
     </w:r>
   </w:p>
 </w:ftr>

--- a/docs/manuel/chapitre-16-commissions-et-primes.docx
+++ b/docs/manuel/chapitre-16-commissions-et-primes.docx
@@ -322,7 +322,7 @@
                 <w:sz w:val="20"/>
                 <w:szCs w:val="20"/>
               </w:rPr>
-              <w:t xml:space="preserve">2.101.420</w:t>
+              <w:t xml:space="preserve">2.101.421</w:t>
             </w:r>
           </w:p>
         </w:tc>
@@ -10590,7 +10590,7 @@
         <w:sz w:val="14"/>
         <w:szCs w:val="14"/>
       </w:rPr>
-      <w:t xml:space="preserve">Version 2.101.420 de l'application  ·  1er octobre 2026  ·  document interne BMI Togo</w:t>
+      <w:t xml:space="preserve">Version 2.101.421 de l'application  ·  1er octobre 2026  ·  document interne BMI Togo</w:t>
     </w:r>
   </w:p>
 </w:ftr>

--- a/docs/manuel/chapitre-16-commissions-et-primes.docx
+++ b/docs/manuel/chapitre-16-commissions-et-primes.docx
@@ -322,7 +322,7 @@
                 <w:sz w:val="20"/>
                 <w:szCs w:val="20"/>
               </w:rPr>
-              <w:t xml:space="preserve">2.101.421</w:t>
+              <w:t xml:space="preserve">2.101.422</w:t>
             </w:r>
           </w:p>
         </w:tc>
@@ -5090,6 +5090,297 @@
                 <w:szCs w:val="20"/>
               </w:rPr>
               <w:t xml:space="preserve">« À vous verser », « En attente », « Déjà reçu » dans son espace. Il est payé comme un apporteur externe, depuis 👑 Équipe.</w:t>
+            </w:r>
+          </w:p>
+        </w:tc>
+      </w:tr>
+    </w:tbl>
+    <w:p>
+      <w:pPr>
+        <w:spacing w:after="200"/>
+      </w:pPr>
+    </w:p>
+    <w:p>
+      <w:pPr>
+        <w:keepNext/>
+        <w:spacing w:after="100" w:before="240"/>
+      </w:pPr>
+      <w:r>
+        <w:rPr>
+          <w:b/>
+          <w:bCs/>
+          <w:color w:val="0F172A"/>
+          <w:sz w:val="23"/>
+          <w:szCs w:val="23"/>
+        </w:rPr>
+        <w:t xml:space="preserve">Le message « commission due »</w:t>
+      </w:r>
+    </w:p>
+    <w:tbl>
+      <w:tblPr>
+        <w:tblW w:type="dxa" w:w="9300"/>
+        <w:tblBorders>
+          <w:top w:val="none" w:color="FFFFFF" w:sz="0"/>
+          <w:left w:val="none" w:color="FFFFFF" w:sz="0"/>
+          <w:bottom w:val="none" w:color="FFFFFF" w:sz="0"/>
+          <w:right w:val="none" w:color="FFFFFF" w:sz="0"/>
+          <w:insideH w:val="single" w:color="FFFFFF" w:sz="8"/>
+          <w:insideV w:val="none" w:color="FFFFFF" w:sz="0"/>
+        </w:tblBorders>
+      </w:tblPr>
+      <w:tblGrid>
+        <w:gridCol w:w="760"/>
+        <w:gridCol w:w="8540"/>
+      </w:tblGrid>
+      <w:tr>
+        <w:trPr>
+          <w:cantSplit/>
+        </w:trPr>
+        <w:tc>
+          <w:tcPr>
+            <w:tcW w:type="dxa" w:w="760"/>
+            <w:shd w:fill="1D4ED8" w:color="auto" w:val="clear"/>
+            <w:tcMar>
+              <w:top w:type="dxa" w:w="100"/>
+              <w:left w:type="dxa" w:w="0"/>
+              <w:bottom w:type="dxa" w:w="100"/>
+              <w:right w:type="dxa" w:w="0"/>
+            </w:tcMar>
+            <w:vAlign w:val="center"/>
+          </w:tcPr>
+          <w:p>
+            <w:pPr>
+              <w:jc w:val="center"/>
+            </w:pPr>
+            <w:r>
+              <w:rPr>
+                <w:b/>
+                <w:bCs/>
+                <w:color w:val="FFFFFF"/>
+                <w:sz w:val="26"/>
+                <w:szCs w:val="26"/>
+              </w:rPr>
+              <w:t xml:space="preserve">1</w:t>
+            </w:r>
+          </w:p>
+        </w:tc>
+        <w:tc>
+          <w:tcPr>
+            <w:tcW w:type="dxa" w:w="8540"/>
+            <w:tcMar>
+              <w:top w:type="dxa" w:w="110"/>
+              <w:left w:type="dxa" w:w="200"/>
+              <w:bottom w:type="dxa" w:w="110"/>
+              <w:right w:type="dxa" w:w="160"/>
+            </w:tcMar>
+          </w:tcPr>
+          <w:p>
+            <w:pPr>
+              <w:spacing w:after="40"/>
+            </w:pPr>
+            <w:r>
+              <w:rPr>
+                <w:b/>
+                <w:bCs/>
+                <w:color w:val="0F172A"/>
+                <w:sz w:val="21"/>
+                <w:szCs w:val="21"/>
+              </w:rPr>
+              <w:t xml:space="preserve">Il part tout seul, du numéro WhatsApp BMI</w:t>
+            </w:r>
+          </w:p>
+          <w:p>
+            <w:r>
+              <w:rPr>
+                <w:sz w:val="20"/>
+                <w:szCs w:val="20"/>
+              </w:rPr>
+              <w:t xml:space="preserve">Le jour où une commission devient </w:t>
+            </w:r>
+            <w:r>
+              <w:rPr>
+                <w:b/>
+                <w:bCs/>
+                <w:sz w:val="20"/>
+                <w:szCs w:val="20"/>
+              </w:rPr>
+              <w:t xml:space="preserve">due</w:t>
+            </w:r>
+            <w:r>
+              <w:rPr>
+                <w:sz w:val="20"/>
+                <w:szCs w:val="20"/>
+              </w:rPr>
+              <w:t xml:space="preserve"> (réception </w:t>
+            </w:r>
+            <w:r>
+              <w:rPr>
+                <w:b/>
+                <w:bCs/>
+                <w:sz w:val="20"/>
+                <w:szCs w:val="20"/>
+              </w:rPr>
+              <w:t xml:space="preserve">et</w:t>
+            </w:r>
+            <w:r>
+              <w:rPr>
+                <w:sz w:val="20"/>
+                <w:szCs w:val="20"/>
+              </w:rPr>
+              <w:t xml:space="preserve"> solde du client), le message « Commission BMI TOGO » part au commercial ou au technicien de la vente, au responsable, au parrain ou à l'apporteur externe — le jour où l'administrateur principal ouvre l'application.</w:t>
+            </w:r>
+          </w:p>
+        </w:tc>
+      </w:tr>
+      <w:tr>
+        <w:trPr>
+          <w:cantSplit/>
+        </w:trPr>
+        <w:tc>
+          <w:tcPr>
+            <w:tcW w:type="dxa" w:w="760"/>
+            <w:shd w:fill="1D4ED8" w:color="auto" w:val="clear"/>
+            <w:tcMar>
+              <w:top w:type="dxa" w:w="100"/>
+              <w:left w:type="dxa" w:w="0"/>
+              <w:bottom w:type="dxa" w:w="100"/>
+              <w:right w:type="dxa" w:w="0"/>
+            </w:tcMar>
+            <w:vAlign w:val="center"/>
+          </w:tcPr>
+          <w:p>
+            <w:pPr>
+              <w:jc w:val="center"/>
+            </w:pPr>
+            <w:r>
+              <w:rPr>
+                <w:b/>
+                <w:bCs/>
+                <w:color w:val="FFFFFF"/>
+                <w:sz w:val="26"/>
+                <w:szCs w:val="26"/>
+              </w:rPr>
+              <w:t xml:space="preserve">2</w:t>
+            </w:r>
+          </w:p>
+        </w:tc>
+        <w:tc>
+          <w:tcPr>
+            <w:tcW w:type="dxa" w:w="8540"/>
+            <w:shd w:fill="F8FAFC" w:color="auto" w:val="clear"/>
+            <w:tcMar>
+              <w:top w:type="dxa" w:w="110"/>
+              <w:left w:type="dxa" w:w="200"/>
+              <w:bottom w:type="dxa" w:w="110"/>
+              <w:right w:type="dxa" w:w="160"/>
+            </w:tcMar>
+          </w:tcPr>
+          <w:p>
+            <w:pPr>
+              <w:spacing w:after="40"/>
+            </w:pPr>
+            <w:r>
+              <w:rPr>
+                <w:b/>
+                <w:bCs/>
+                <w:color w:val="0F172A"/>
+                <w:sz w:val="21"/>
+                <w:szCs w:val="21"/>
+              </w:rPr>
+              <w:t xml:space="preserve">Ce qu'il dit</w:t>
+            </w:r>
+          </w:p>
+          <w:p>
+            <w:r>
+              <w:rPr>
+                <w:sz w:val="20"/>
+                <w:szCs w:val="20"/>
+              </w:rPr>
+              <w:t xml:space="preserve">Le montant et le client. Un employé ou un parrain qui a un compte est renvoyé à son espace ; </w:t>
+            </w:r>
+            <w:r>
+              <w:rPr>
+                <w:b/>
+                <w:bCs/>
+                <w:sz w:val="20"/>
+                <w:szCs w:val="20"/>
+              </w:rPr>
+              <w:t xml:space="preserve">un apporteur externe est invité à passer à la boutique de la vente</w:t>
+            </w:r>
+            <w:r>
+              <w:rPr>
+                <w:sz w:val="20"/>
+                <w:szCs w:val="20"/>
+              </w:rPr>
+              <w:t xml:space="preserve">, avec son numéro.</w:t>
+            </w:r>
+          </w:p>
+        </w:tc>
+      </w:tr>
+      <w:tr>
+        <w:trPr>
+          <w:cantSplit/>
+        </w:trPr>
+        <w:tc>
+          <w:tcPr>
+            <w:tcW w:type="dxa" w:w="760"/>
+            <w:shd w:fill="1D4ED8" w:color="auto" w:val="clear"/>
+            <w:tcMar>
+              <w:top w:type="dxa" w:w="100"/>
+              <w:left w:type="dxa" w:w="0"/>
+              <w:bottom w:type="dxa" w:w="100"/>
+              <w:right w:type="dxa" w:w="0"/>
+            </w:tcMar>
+            <w:vAlign w:val="center"/>
+          </w:tcPr>
+          <w:p>
+            <w:pPr>
+              <w:jc w:val="center"/>
+            </w:pPr>
+            <w:r>
+              <w:rPr>
+                <w:b/>
+                <w:bCs/>
+                <w:color w:val="FFFFFF"/>
+                <w:sz w:val="26"/>
+                <w:szCs w:val="26"/>
+              </w:rPr>
+              <w:t xml:space="preserve">3</w:t>
+            </w:r>
+          </w:p>
+        </w:tc>
+        <w:tc>
+          <w:tcPr>
+            <w:tcW w:type="dxa" w:w="8540"/>
+            <w:tcMar>
+              <w:top w:type="dxa" w:w="110"/>
+              <w:left w:type="dxa" w:w="200"/>
+              <w:bottom w:type="dxa" w:w="110"/>
+              <w:right w:type="dxa" w:w="160"/>
+            </w:tcMar>
+          </w:tcPr>
+          <w:p>
+            <w:pPr>
+              <w:spacing w:after="40"/>
+            </w:pPr>
+            <w:r>
+              <w:rPr>
+                <w:b/>
+                <w:bCs/>
+                <w:color w:val="0F172A"/>
+                <w:sz w:val="21"/>
+                <w:szCs w:val="21"/>
+              </w:rPr>
+              <w:t xml:space="preserve">Il ne promet pas le paiement du jour</w:t>
+            </w:r>
+          </w:p>
+          <w:p>
+            <w:r>
+              <w:rPr>
+                <w:sz w:val="20"/>
+                <w:szCs w:val="20"/>
+              </w:rPr>
+              <w:t xml:space="preserve">« Elle vous sera réglée prochainement » : le paiement reste le geste ✓ Payer ci-dessus. Une commission annoncée ne l'est jamais deux fois ; en formation, rien ne part.</w:t>
             </w:r>
           </w:p>
         </w:tc>
@@ -10590,7 +10881,7 @@
         <w:sz w:val="14"/>
         <w:szCs w:val="14"/>
       </w:rPr>
-      <w:t xml:space="preserve">Version 2.101.421 de l'application  ·  1er octobre 2026  ·  document interne BMI Togo</w:t>
+      <w:t xml:space="preserve">Version 2.101.422 de l'application  ·  1er octobre 2026  ·  document interne BMI Togo</w:t>
     </w:r>
   </w:p>
 </w:ftr>

--- a/docs/manuel/chapitre-16-commissions-et-primes.docx
+++ b/docs/manuel/chapitre-16-commissions-et-primes.docx
@@ -322,7 +322,7 @@
                 <w:sz w:val="20"/>
                 <w:szCs w:val="20"/>
               </w:rPr>
-              <w:t xml:space="preserve">2.101.422</w:t>
+              <w:t xml:space="preserve">2.101.423</w:t>
             </w:r>
           </w:p>
         </w:tc>
@@ -10881,7 +10881,7 @@
         <w:sz w:val="14"/>
         <w:szCs w:val="14"/>
       </w:rPr>
-      <w:t xml:space="preserve">Version 2.101.422 de l'application  ·  1er octobre 2026  ·  document interne BMI Togo</w:t>
+      <w:t xml:space="preserve">Version 2.101.423 de l'application  ·  1er octobre 2026  ·  document interne BMI Togo</w:t>
     </w:r>
   </w:p>
 </w:ftr>

--- a/docs/manuel/chapitre-16-commissions-et-primes.docx
+++ b/docs/manuel/chapitre-16-commissions-et-primes.docx
@@ -322,7 +322,7 @@
                 <w:sz w:val="20"/>
                 <w:szCs w:val="20"/>
               </w:rPr>
-              <w:t xml:space="preserve">2.101.423</w:t>
+              <w:t xml:space="preserve">2.101.424</w:t>
             </w:r>
           </w:p>
         </w:tc>
@@ -5352,6 +5352,123 @@
         <w:tc>
           <w:tcPr>
             <w:tcW w:type="dxa" w:w="8540"/>
+            <w:tcMar>
+              <w:top w:type="dxa" w:w="110"/>
+              <w:left w:type="dxa" w:w="200"/>
+              <w:bottom w:type="dxa" w:w="110"/>
+              <w:right w:type="dxa" w:w="160"/>
+            </w:tcMar>
+          </w:tcPr>
+          <w:p>
+            <w:pPr>
+              <w:spacing w:after="40"/>
+            </w:pPr>
+            <w:r>
+              <w:rPr>
+                <w:b/>
+                <w:bCs/>
+                <w:color w:val="0F172A"/>
+                <w:sz w:val="21"/>
+                <w:szCs w:val="21"/>
+              </w:rPr>
+              <w:t xml:space="preserve">Le technicien, pour sa part des frais d'installation</w:t>
+            </w:r>
+          </w:p>
+          <w:p>
+            <w:r>
+              <w:rPr>
+                <w:sz w:val="20"/>
+                <w:szCs w:val="20"/>
+              </w:rPr>
+              <w:t xml:space="preserve">Une fois la répartition faite (🏠 Clients installés → 🔧 Frais), le chantier </w:t>
+            </w:r>
+            <w:r>
+              <w:rPr>
+                <w:b/>
+                <w:bCs/>
+                <w:sz w:val="20"/>
+                <w:szCs w:val="20"/>
+              </w:rPr>
+              <w:t xml:space="preserve">réceptionné</w:t>
+            </w:r>
+            <w:r>
+              <w:rPr>
+                <w:sz w:val="20"/>
+                <w:szCs w:val="20"/>
+              </w:rPr>
+              <w:t xml:space="preserve"> et le client </w:t>
+            </w:r>
+            <w:r>
+              <w:rPr>
+                <w:b/>
+                <w:bCs/>
+                <w:sz w:val="20"/>
+                <w:szCs w:val="20"/>
+              </w:rPr>
+              <w:t xml:space="preserve">soldé</w:t>
+            </w:r>
+            <w:r>
+              <w:rPr>
+                <w:sz w:val="20"/>
+                <w:szCs w:val="20"/>
+              </w:rPr>
+              <w:t xml:space="preserve">, chaque technicien de l'équipe dont la part n'est pas encore payée reçoit le même message avec </w:t>
+            </w:r>
+            <w:r>
+              <w:rPr>
+                <w:b/>
+                <w:bCs/>
+                <w:sz w:val="20"/>
+                <w:szCs w:val="20"/>
+              </w:rPr>
+              <w:t xml:space="preserve">sa part</w:t>
+            </w:r>
+            <w:r>
+              <w:rPr>
+                <w:sz w:val="20"/>
+                <w:szCs w:val="20"/>
+              </w:rPr>
+              <w:t xml:space="preserve"> et le nom du client. Une part de 0 F n'envoie rien ; refaire la répartition sans changer sa part ne le renvoie pas.</w:t>
+            </w:r>
+          </w:p>
+        </w:tc>
+      </w:tr>
+      <w:tr>
+        <w:trPr>
+          <w:cantSplit/>
+        </w:trPr>
+        <w:tc>
+          <w:tcPr>
+            <w:tcW w:type="dxa" w:w="760"/>
+            <w:shd w:fill="1D4ED8" w:color="auto" w:val="clear"/>
+            <w:tcMar>
+              <w:top w:type="dxa" w:w="100"/>
+              <w:left w:type="dxa" w:w="0"/>
+              <w:bottom w:type="dxa" w:w="100"/>
+              <w:right w:type="dxa" w:w="0"/>
+            </w:tcMar>
+            <w:vAlign w:val="center"/>
+          </w:tcPr>
+          <w:p>
+            <w:pPr>
+              <w:jc w:val="center"/>
+            </w:pPr>
+            <w:r>
+              <w:rPr>
+                <w:b/>
+                <w:bCs/>
+                <w:color w:val="FFFFFF"/>
+                <w:sz w:val="26"/>
+                <w:szCs w:val="26"/>
+              </w:rPr>
+              <w:t xml:space="preserve">4</w:t>
+            </w:r>
+          </w:p>
+        </w:tc>
+        <w:tc>
+          <w:tcPr>
+            <w:tcW w:type="dxa" w:w="8540"/>
+            <w:shd w:fill="F8FAFC" w:color="auto" w:val="clear"/>
             <w:tcMar>
               <w:top w:type="dxa" w:w="110"/>
               <w:left w:type="dxa" w:w="200"/>
@@ -10881,7 +10998,7 @@
         <w:sz w:val="14"/>
         <w:szCs w:val="14"/>
       </w:rPr>
-      <w:t xml:space="preserve">Version 2.101.423 de l'application  ·  1er octobre 2026  ·  document interne BMI Togo</w:t>
+      <w:t xml:space="preserve">Version 2.101.424 de l'application  ·  1er octobre 2026  ·  document interne BMI Togo</w:t>
     </w:r>
   </w:p>
 </w:ftr>

--- a/docs/manuel/chapitre-16-commissions-et-primes.docx
+++ b/docs/manuel/chapitre-16-commissions-et-primes.docx
@@ -322,7 +322,7 @@
                 <w:sz w:val="20"/>
                 <w:szCs w:val="20"/>
               </w:rPr>
-              <w:t xml:space="preserve">2.101.424</w:t>
+              <w:t xml:space="preserve">2.101.425</w:t>
             </w:r>
           </w:p>
         </w:tc>
@@ -10998,7 +10998,7 @@
         <w:sz w:val="14"/>
         <w:szCs w:val="14"/>
       </w:rPr>
-      <w:t xml:space="preserve">Version 2.101.424 de l'application  ·  1er octobre 2026  ·  document interne BMI Togo</w:t>
+      <w:t xml:space="preserve">Version 2.101.425 de l'application  ·  1er octobre 2026  ·  document interne BMI Togo</w:t>
     </w:r>
   </w:p>
 </w:ftr>

--- a/docs/manuel/chapitre-16-commissions-et-primes.docx
+++ b/docs/manuel/chapitre-16-commissions-et-primes.docx
@@ -322,7 +322,7 @@
                 <w:sz w:val="20"/>
                 <w:szCs w:val="20"/>
               </w:rPr>
-              <w:t xml:space="preserve">2.101.425</w:t>
+              <w:t xml:space="preserve">2.101.426</w:t>
             </w:r>
           </w:p>
         </w:tc>
@@ -10998,7 +10998,7 @@
         <w:sz w:val="14"/>
         <w:szCs w:val="14"/>
       </w:rPr>
-      <w:t xml:space="preserve">Version 2.101.425 de l'application  ·  1er octobre 2026  ·  document interne BMI Togo</w:t>
+      <w:t xml:space="preserve">Version 2.101.426 de l'application  ·  1er octobre 2026  ·  document interne BMI Togo</w:t>
     </w:r>
   </w:p>
 </w:ftr>

--- a/docs/manuel/chapitre-16-commissions-et-primes.docx
+++ b/docs/manuel/chapitre-16-commissions-et-primes.docx
@@ -322,7 +322,7 @@
                 <w:sz w:val="20"/>
                 <w:szCs w:val="20"/>
               </w:rPr>
-              <w:t xml:space="preserve">2.101.426</w:t>
+              <w:t xml:space="preserve">2.101.427</w:t>
             </w:r>
           </w:p>
         </w:tc>
@@ -10998,7 +10998,7 @@
         <w:sz w:val="14"/>
         <w:szCs w:val="14"/>
       </w:rPr>
-      <w:t xml:space="preserve">Version 2.101.426 de l'application  ·  1er octobre 2026  ·  document interne BMI Togo</w:t>
+      <w:t xml:space="preserve">Version 2.101.427 de l'application  ·  1er octobre 2026  ·  document interne BMI Togo</w:t>
     </w:r>
   </w:p>
 </w:ftr>

--- a/docs/manuel/chapitre-16-commissions-et-primes.docx
+++ b/docs/manuel/chapitre-16-commissions-et-primes.docx
@@ -322,7 +322,7 @@
                 <w:sz w:val="20"/>
                 <w:szCs w:val="20"/>
               </w:rPr>
-              <w:t xml:space="preserve">2.101.427</w:t>
+              <w:t xml:space="preserve">2.101.428</w:t>
             </w:r>
           </w:p>
         </w:tc>
@@ -10998,7 +10998,7 @@
         <w:sz w:val="14"/>
         <w:szCs w:val="14"/>
       </w:rPr>
-      <w:t xml:space="preserve">Version 2.101.427 de l'application  ·  1er octobre 2026  ·  document interne BMI Togo</w:t>
+      <w:t xml:space="preserve">Version 2.101.428 de l'application  ·  1er octobre 2026  ·  document interne BMI Togo</w:t>
     </w:r>
   </w:p>
 </w:ftr>

--- a/docs/manuel/chapitre-16-commissions-et-primes.docx
+++ b/docs/manuel/chapitre-16-commissions-et-primes.docx
@@ -322,7 +322,7 @@
                 <w:sz w:val="20"/>
                 <w:szCs w:val="20"/>
               </w:rPr>
-              <w:t xml:space="preserve">2.101.428</w:t>
+              <w:t xml:space="preserve">2.101.429</w:t>
             </w:r>
           </w:p>
         </w:tc>
@@ -10998,7 +10998,7 @@
         <w:sz w:val="14"/>
         <w:szCs w:val="14"/>
       </w:rPr>
-      <w:t xml:space="preserve">Version 2.101.428 de l'application  ·  1er octobre 2026  ·  document interne BMI Togo</w:t>
+      <w:t xml:space="preserve">Version 2.101.429 de l'application  ·  1er octobre 2026  ·  document interne BMI Togo</w:t>
     </w:r>
   </w:p>
 </w:ftr>

--- a/docs/manuel/chapitre-16-commissions-et-primes.docx
+++ b/docs/manuel/chapitre-16-commissions-et-primes.docx
@@ -322,7 +322,7 @@
                 <w:sz w:val="20"/>
                 <w:szCs w:val="20"/>
               </w:rPr>
-              <w:t xml:space="preserve">2.101.429</w:t>
+              <w:t xml:space="preserve">2.101.430</w:t>
             </w:r>
           </w:p>
         </w:tc>
@@ -10998,7 +10998,7 @@
         <w:sz w:val="14"/>
         <w:szCs w:val="14"/>
       </w:rPr>
-      <w:t xml:space="preserve">Version 2.101.429 de l'application  ·  1er octobre 2026  ·  document interne BMI Togo</w:t>
+      <w:t xml:space="preserve">Version 2.101.430 de l'application  ·  1er octobre 2026  ·  document interne BMI Togo</w:t>
     </w:r>
   </w:p>
 </w:ftr>

--- a/docs/manuel/chapitre-16-commissions-et-primes.docx
+++ b/docs/manuel/chapitre-16-commissions-et-primes.docx
@@ -322,7 +322,7 @@
                 <w:sz w:val="20"/>
                 <w:szCs w:val="20"/>
               </w:rPr>
-              <w:t xml:space="preserve">2.101.430</w:t>
+              <w:t xml:space="preserve">2.101.431</w:t>
             </w:r>
           </w:p>
         </w:tc>
@@ -10998,7 +10998,7 @@
         <w:sz w:val="14"/>
         <w:szCs w:val="14"/>
       </w:rPr>
-      <w:t xml:space="preserve">Version 2.101.430 de l'application  ·  1er octobre 2026  ·  document interne BMI Togo</w:t>
+      <w:t xml:space="preserve">Version 2.101.431 de l'application  ·  1er octobre 2026  ·  document interne BMI Togo</w:t>
     </w:r>
   </w:p>
 </w:ftr>

--- a/docs/manuel/chapitre-16-commissions-et-primes.docx
+++ b/docs/manuel/chapitre-16-commissions-et-primes.docx
@@ -322,7 +322,7 @@
                 <w:sz w:val="20"/>
                 <w:szCs w:val="20"/>
               </w:rPr>
-              <w:t xml:space="preserve">2.101.431</w:t>
+              <w:t xml:space="preserve">2.101.432</w:t>
             </w:r>
           </w:p>
         </w:tc>
@@ -10998,7 +10998,7 @@
         <w:sz w:val="14"/>
         <w:szCs w:val="14"/>
       </w:rPr>
-      <w:t xml:space="preserve">Version 2.101.431 de l'application  ·  1er octobre 2026  ·  document interne BMI Togo</w:t>
+      <w:t xml:space="preserve">Version 2.101.432 de l'application  ·  1er octobre 2026  ·  document interne BMI Togo</w:t>
     </w:r>
   </w:p>
 </w:ftr>

--- a/docs/manuel/chapitre-16-commissions-et-primes.docx
+++ b/docs/manuel/chapitre-16-commissions-et-primes.docx
@@ -322,7 +322,7 @@
                 <w:sz w:val="20"/>
                 <w:szCs w:val="20"/>
               </w:rPr>
-              <w:t xml:space="preserve">2.101.432</w:t>
+              <w:t xml:space="preserve">2.101.433</w:t>
             </w:r>
           </w:p>
         </w:tc>
@@ -10998,7 +10998,7 @@
         <w:sz w:val="14"/>
         <w:szCs w:val="14"/>
       </w:rPr>
-      <w:t xml:space="preserve">Version 2.101.432 de l'application  ·  1er octobre 2026  ·  document interne BMI Togo</w:t>
+      <w:t xml:space="preserve">Version 2.101.433 de l'application  ·  1er octobre 2026  ·  document interne BMI Togo</w:t>
     </w:r>
   </w:p>
 </w:ftr>

--- a/docs/manuel/chapitre-16-commissions-et-primes.docx
+++ b/docs/manuel/chapitre-16-commissions-et-primes.docx
@@ -322,7 +322,7 @@
                 <w:sz w:val="20"/>
                 <w:szCs w:val="20"/>
               </w:rPr>
-              <w:t xml:space="preserve">2.101.433</w:t>
+              <w:t xml:space="preserve">2.101.434</w:t>
             </w:r>
           </w:p>
         </w:tc>
@@ -10998,7 +10998,7 @@
         <w:sz w:val="14"/>
         <w:szCs w:val="14"/>
       </w:rPr>
-      <w:t xml:space="preserve">Version 2.101.433 de l'application  ·  1er octobre 2026  ·  document interne BMI Togo</w:t>
+      <w:t xml:space="preserve">Version 2.101.434 de l'application  ·  1er octobre 2026  ·  document interne BMI Togo</w:t>
     </w:r>
   </w:p>
 </w:ftr>

--- a/docs/manuel/chapitre-16-commissions-et-primes.docx
+++ b/docs/manuel/chapitre-16-commissions-et-primes.docx
@@ -322,7 +322,7 @@
                 <w:sz w:val="20"/>
                 <w:szCs w:val="20"/>
               </w:rPr>
-              <w:t xml:space="preserve">2.101.434</w:t>
+              <w:t xml:space="preserve">2.101.435</w:t>
             </w:r>
           </w:p>
         </w:tc>
@@ -10998,7 +10998,7 @@
         <w:sz w:val="14"/>
         <w:szCs w:val="14"/>
       </w:rPr>
-      <w:t xml:space="preserve">Version 2.101.434 de l'application  ·  1er octobre 2026  ·  document interne BMI Togo</w:t>
+      <w:t xml:space="preserve">Version 2.101.435 de l'application  ·  1er octobre 2026  ·  document interne BMI Togo</w:t>
     </w:r>
   </w:p>
 </w:ftr>

--- a/docs/manuel/chapitre-16-commissions-et-primes.docx
+++ b/docs/manuel/chapitre-16-commissions-et-primes.docx
@@ -322,7 +322,7 @@
                 <w:sz w:val="20"/>
                 <w:szCs w:val="20"/>
               </w:rPr>
-              <w:t xml:space="preserve">2.101.435</w:t>
+              <w:t xml:space="preserve">2.101.436</w:t>
             </w:r>
           </w:p>
         </w:tc>
@@ -10998,7 +10998,7 @@
         <w:sz w:val="14"/>
         <w:szCs w:val="14"/>
       </w:rPr>
-      <w:t xml:space="preserve">Version 2.101.435 de l'application  ·  1er octobre 2026  ·  document interne BMI Togo</w:t>
+      <w:t xml:space="preserve">Version 2.101.436 de l'application  ·  1er octobre 2026  ·  document interne BMI Togo</w:t>
     </w:r>
   </w:p>
 </w:ftr>

--- a/docs/manuel/chapitre-16-commissions-et-primes.docx
+++ b/docs/manuel/chapitre-16-commissions-et-primes.docx
@@ -322,7 +322,7 @@
                 <w:sz w:val="20"/>
                 <w:szCs w:val="20"/>
               </w:rPr>
-              <w:t xml:space="preserve">2.101.436</w:t>
+              <w:t xml:space="preserve">2.101.437</w:t>
             </w:r>
           </w:p>
         </w:tc>
@@ -10998,7 +10998,7 @@
         <w:sz w:val="14"/>
         <w:szCs w:val="14"/>
       </w:rPr>
-      <w:t xml:space="preserve">Version 2.101.436 de l'application  ·  1er octobre 2026  ·  document interne BMI Togo</w:t>
+      <w:t xml:space="preserve">Version 2.101.437 de l'application  ·  1er octobre 2026  ·  document interne BMI Togo</w:t>
     </w:r>
   </w:p>
 </w:ftr>
